--- a/samples/documents/架构设计-i-Write系统架构.docx
+++ b/samples/documents/架构设计-i-Write系统架构.docx
@@ -56,7 +56,7 @@
           <w:sz w:val="22"/>
           <w:szCs w:val="22"/>
         </w:rPr>
-        <w:t xml:space="preserve">张三</w:t>
+        <w:t xml:space="preserve">陈强</w:t>
       </w:r>
     </w:p>
     <w:p>
